--- a/sources/veille/imac/2026-08-02_veille_imac.docx
+++ b/sources/veille/imac/2026-08-02_veille_imac.docx
@@ -2667,7 +2667,7 @@
           <w:sz w:val="22"/>
           <w:szCs w:val="22"/>
         </w:rPr>
-        <w:t xml:space="preserve">• Une version OLED est en développement mais arrivera "plus tard" (2027 ou après).</w:t>
+        <w:t xml:space="preserve">• Une version OLED de l'iMac est en développement et attendue en 2028 selon MacRumors (l'OLED arrive d'abord sur les MacBook Pro haut de gamme). ⚠️ Correction du 02/08/2026 : la première version indiquait « 2027 ou après », alors que la source donne une année précise — 2028.</w:t>
       </w:r>
     </w:p>
     <w:p>
@@ -2682,7 +2682,7 @@
           <w:sz w:val="22"/>
           <w:szCs w:val="22"/>
         </w:rPr>
-        <w:t xml:space="preserve">• Apple développe au total 11 nouveaux Mac d'ici fin 2027.</w:t>
+        <w:t xml:space="preserve">• Apple prépare une série de nouveaux Mac : l'article de MacRumors détaille environ 9 à 10 modèles dont la mise à jour est attendue entre 2026 et 2028. ⚠️ Correction du 02/08/2026 : la première version de cette note annonçait « 11 nouveaux Mac d'ici fin 2027 » — ni ce nombre ni cet horizon ne figurent dans la source citée.</w:t>
       </w:r>
     </w:p>
     <w:p>
@@ -2973,7 +2973,7 @@
             <w:szCs w:val="22"/>
             <w:u w:val="single"/>
           </w:rPr>
-          <w:t xml:space="preserve">iPhoneSoft — Nouvel iMac M5/M6 attendu cette année (22/07/2026)</w:t>
+          <w:t xml:space="preserve">iPhoneSoft — Nouvel iMac M5/M6 attendu cette année (22/07/2026) ⚠️ HORS FENÊTRE (antérieure au 27/07) — utilisée comme contexte, pas comme nouveauté de la semaine</w:t>
         </w:r>
       </w:hyperlink>
       <w:r>
@@ -3045,7 +3045,7 @@
             <w:szCs w:val="22"/>
             <w:u w:val="single"/>
           </w:rPr>
-          <w:t xml:space="preserve">Consomac — Bon plan iMac M4 (expiré 07/07/2026)</w:t>
+          <w:t xml:space="preserve">Consomac — Bon plan iMac M4 (article du 06/07/2026, promo expirée le 07/07) ⚠️ HORS FENÊTRE (antérieure au 27/07) — utilisée pour le prix de référence et la hausse tarifaire, pas comme nouveauté de la semaine</w:t>
         </w:r>
       </w:hyperlink>
       <w:r>

--- a/sources/veille/imac/2026-08-02_veille_imac.docx
+++ b/sources/veille/imac/2026-08-02_veille_imac.docx
@@ -2607,7 +2607,32 @@
           <w:sz w:val="22"/>
           <w:szCs w:val="22"/>
         </w:rPr>
-        <w:t xml:space="preserve">Source : MacRumors, Juli Clover — publié le 27 juillet 2026</w:t>
+        <w:t xml:space="preserve">Source : MacRumors, Juli Clover, </w:t>
+      </w:r>
+      <w:hyperlink w:history="1" r:id="rIdmr20260727">
+        <w:r>
+          <w:rPr>
+            <w:rFonts w:ascii="Calibri" w:cs="Calibri" w:eastAsia="Calibri" w:hAnsi="Calibri"/>
+            <w:i/>
+            <w:iCs/>
+            <w:sz w:val="22"/>
+            <w:szCs w:val="22"/>
+            <w:color w:val="1155CC"/>
+            <w:u w:val="single"/>
+          </w:rPr>
+          <w:t xml:space="preserve">macrumors.com</w:t>
+        </w:r>
+      </w:hyperlink>
+      <w:r>
+        <w:rPr>
+          <w:rFonts w:ascii="Calibri" w:cs="Calibri" w:eastAsia="Calibri" w:hAnsi="Calibri"/>
+          <w:i/>
+          <w:iCs/>
+          <w:color w:val="1F2937"/>
+          <w:sz w:val="22"/>
+          <w:szCs w:val="22"/>
+        </w:rPr>
+        <w:t xml:space="preserve"> — publié le 27 juillet 2026</w:t>
       </w:r>
     </w:p>
     <w:p>
@@ -3294,7 +3319,28 @@
           <w:sz w:val="22"/>
           <w:szCs w:val="22"/>
         </w:rPr>
-        <w:t xml:space="preserve">• Date de lancement officielle de l'iMac M6 — Apple Event attendu à l'automne : surveiller les annonces sur macrumors.com et macg.co.</w:t>
+        <w:t xml:space="preserve">• Date de lancement officielle de l'iMac M6 — Apple Event attendu à l'automne : surveiller les annonces sur </w:t>
+      </w:r>
+      <w:hyperlink w:history="1" r:id="rIdmr20260727">
+        <w:r>
+          <w:rPr>
+            <w:rFonts w:ascii="Calibri" w:cs="Calibri" w:eastAsia="Calibri" w:hAnsi="Calibri"/>
+            <w:sz w:val="22"/>
+            <w:szCs w:val="22"/>
+            <w:color w:val="1155CC"/>
+            <w:u w:val="single"/>
+          </w:rPr>
+          <w:t xml:space="preserve">macrumors.com</w:t>
+        </w:r>
+      </w:hyperlink>
+      <w:r>
+        <w:rPr>
+          <w:rFonts w:ascii="Calibri" w:cs="Calibri" w:eastAsia="Calibri" w:hAnsi="Calibri"/>
+          <w:color w:val="1F2937"/>
+          <w:sz w:val="22"/>
+          <w:szCs w:val="22"/>
+        </w:rPr>
+        <w:t xml:space="preserve"> et macg.co.</w:t>
       </w:r>
     </w:p>
     <w:p>
@@ -3380,6 +3426,50 @@
           <w:szCs w:val="18"/>
         </w:rPr>
         <w:t xml:space="preserve">Document généré automatiquement par Claude Code — job imac-veille | 2026-08-02</w:t>
+      </w:r>
+    </w:p>
+    <w:p>
+      <w:pPr>
+        <w:spacing w:after="120" w:before="320"/>
+      </w:pPr>
+      <w:r>
+        <w:rPr>
+          <w:rFonts w:ascii="Calibri" w:cs="Calibri" w:eastAsia="Calibri" w:hAnsi="Calibri"/>
+          <w:b/>
+          <w:bCs/>
+          <w:color w:val="1B3A6B"/>
+          <w:sz w:val="28"/>
+          <w:szCs w:val="28"/>
+        </w:rPr>
+        <w:t xml:space="preserve">📝 Journal des corrections — 12 septembre 2026</w:t>
+      </w:r>
+    </w:p>
+    <w:p>
+      <w:pPr>
+        <w:spacing w:after="80"/>
+      </w:pPr>
+      <w:r>
+        <w:rPr>
+          <w:rFonts w:ascii="Calibri" w:cs="Calibri" w:eastAsia="Calibri" w:hAnsi="Calibri"/>
+          <w:color w:val="1F2937"/>
+          <w:sz w:val="22"/>
+          <w:szCs w:val="22"/>
+        </w:rPr>
+        <w:t xml:space="preserve">Note relue le 12/09/2026 au cours d'un contrôle d'attribution des 221 documents du dépôt (passes A2 et A4 : une norme nommée, une ligne « Source : », portent une adresse). Contenu inchangé.</w:t>
+      </w:r>
+    </w:p>
+    <w:p>
+      <w:pPr>
+        <w:spacing w:after="80"/>
+      </w:pPr>
+      <w:r>
+        <w:rPr>
+          <w:rFonts w:ascii="Calibri" w:cs="Calibri" w:eastAsia="Calibri" w:hAnsi="Calibri"/>
+          <w:color w:val="1F2937"/>
+          <w:sz w:val="22"/>
+          <w:szCs w:val="22"/>
+        </w:rPr>
+        <w:t xml:space="preserve">« Source : MacRumors, Juli Clover — publié le 27 juillet 2026 » nommait l'article sans domaine sur la ligne ; macrumors.com ajouté et lié à l'article (Mac Roadmap 2026, déjà lié dans Sources du jour).</w:t>
       </w:r>
     </w:p>
     <w:sectPr>
